--- a/static/GCN_000003.docx
+++ b/static/GCN_000003.docx
@@ -43,6 +43,7 @@
     <w:tbl>
       <w:tblPr>
         <w:tblW w:type="dxa" w:w="9072"/>
+        <w:jc w:val="center"/>
         <w:tblBorders>
           <w:top w:val="single" w:color="auto" w:sz="4"/>
           <w:left w:val="single" w:color="auto" w:sz="4"/>
@@ -148,7 +149,7 @@
                 <w:sz w:val="20"/>
                 <w:szCs w:val="20"/>
               </w:rPr>
-              <w:t xml:space="preserve">washing machine</w:t>
+              <w:t xml:space="preserve">Themor</w:t>
             </w:r>
           </w:p>
         </w:tc>
@@ -336,7 +337,7 @@
                 <w:sz w:val="20"/>
                 <w:szCs w:val="20"/>
               </w:rPr>
-              <w:t xml:space="preserve">Rusia</w:t>
+              <w:t xml:space="preserve">VN</w:t>
             </w:r>
           </w:p>
         </w:tc>
@@ -617,7 +618,7 @@
                 <w:sz w:val="20"/>
                 <w:szCs w:val="20"/>
               </w:rPr>
-              <w:t xml:space="preserve">12.01.2008</w:t>
+              <w:t xml:space="preserve">12.12.2000</w:t>
             </w:r>
           </w:p>
         </w:tc>
@@ -693,7 +694,7 @@
                 <w:sz w:val="20"/>
                 <w:szCs w:val="20"/>
               </w:rPr>
-              <w:t xml:space="preserve">H.04</w:t>
+              <w:t xml:space="preserve">H.02</w:t>
             </w:r>
           </w:p>
         </w:tc>
@@ -1156,6 +1157,7 @@
     <w:tbl>
       <w:tblPr>
         <w:tblW w:type="dxa" w:w="9072"/>
+        <w:jc w:val="center"/>
         <w:tblBorders>
           <w:top w:val="single" w:color="auto" w:sz="4"/>
           <w:left w:val="single" w:color="auto" w:sz="4"/>
@@ -2924,6 +2926,7 @@
     <w:tbl>
       <w:tblPr>
         <w:tblW w:type="dxa" w:w="9072"/>
+        <w:jc w:val="center"/>
         <w:tblBorders>
           <w:top w:val="single" w:color="auto" w:sz="4"/>
           <w:left w:val="single" w:color="auto" w:sz="4"/>
@@ -3322,7 +3325,7 @@
                 <w:sz w:val="20"/>
                 <w:szCs w:val="20"/>
               </w:rPr>
-              <w:t xml:space="preserve">Temperature</w:t>
+              <w:t xml:space="preserve">nhiệt độ</w:t>
             </w:r>
           </w:p>
         </w:tc>
@@ -3359,7 +3362,7 @@
                 <w:sz w:val="20"/>
                 <w:szCs w:val="20"/>
               </w:rPr>
-              <w:t xml:space="preserve">30</w:t>
+              <w:t xml:space="preserve">12</w:t>
             </w:r>
           </w:p>
         </w:tc>
@@ -3396,7 +3399,7 @@
                 <w:sz w:val="20"/>
                 <w:szCs w:val="20"/>
               </w:rPr>
-              <w:t xml:space="preserve">55 / 53.3 / 60</w:t>
+              <w:t xml:space="preserve">–</w:t>
             </w:r>
           </w:p>
         </w:tc>
@@ -3546,7 +3549,7 @@
                 <w:sz w:val="20"/>
                 <w:szCs w:val="20"/>
               </w:rPr>
-              <w:t xml:space="preserve">Temperature </w:t>
+              <w:t xml:space="preserve">tốc độ quay</w:t>
             </w:r>
           </w:p>
         </w:tc>
@@ -3583,7 +3586,7 @@
                 <w:sz w:val="20"/>
                 <w:szCs w:val="20"/>
               </w:rPr>
-              <w:t xml:space="preserve">40</w:t>
+              <w:t xml:space="preserve">23</w:t>
             </w:r>
           </w:p>
         </w:tc>
@@ -3620,7 +3623,7 @@
                 <w:sz w:val="20"/>
                 <w:szCs w:val="20"/>
               </w:rPr>
-              <w:t xml:space="preserve">–</w:t>
+              <w:t xml:space="preserve">34</w:t>
             </w:r>
           </w:p>
         </w:tc>
@@ -3756,21 +3759,21 @@
           </w:tcPr>
           <w:p>
             <w:pPr>
-              <w:spacing w:after="0" w:before="40"/>
-              <w:jc w:val="left"/>
-            </w:pPr>
-            <w:r>
-              <w:rPr>
-                <w:rFonts w:ascii="Arial" w:cs="Arial" w:eastAsia="Arial" w:hAnsi="Arial"/>
-                <w:b/>
-                <w:bCs/>
-                <w:i w:val="false"/>
-                <w:iCs w:val="false"/>
-                <w:color w:val="1a1917"/>
-                <w:sz w:val="20"/>
-                <w:szCs w:val="20"/>
-              </w:rPr>
-              <w:t xml:space="preserve">Temperature</w:t>
+              <w:spacing w:after="40" w:before="40"/>
+              <w:jc w:val="left"/>
+            </w:pPr>
+            <w:r>
+              <w:rPr>
+                <w:rFonts w:ascii="Arial" w:cs="Arial" w:eastAsia="Arial" w:hAnsi="Arial"/>
+                <w:b w:val="false"/>
+                <w:bCs w:val="false"/>
+                <w:i w:val="false"/>
+                <w:iCs w:val="false"/>
+                <w:color w:val="1a1917"/>
+                <w:sz w:val="20"/>
+                <w:szCs w:val="20"/>
+              </w:rPr>
+              <w:t xml:space="preserve"/>
             </w:r>
           </w:p>
         </w:tc>
@@ -3807,7 +3810,7 @@
                 <w:sz w:val="20"/>
                 <w:szCs w:val="20"/>
               </w:rPr>
-              <w:t xml:space="preserve">50</w:t>
+              <w:t xml:space="preserve">–</w:t>
             </w:r>
           </w:p>
         </w:tc>
@@ -3919,230 +3922,6 @@
                 <w:szCs w:val="20"/>
               </w:rPr>
               <w:t xml:space="preserve">± 3</w:t>
-            </w:r>
-          </w:p>
-        </w:tc>
-        <w:tc>
-          <w:tcPr>
-            <w:tcW w:type="dxa" w:w="1294"/>
-            <w:tcBorders>
-              <w:top w:val="single" w:color="767171" w:sz="4"/>
-              <w:left w:val="single" w:color="767171" w:sz="4"/>
-              <w:bottom w:val="single" w:color="767171" w:sz="4"/>
-              <w:right w:val="single" w:color="767171" w:sz="4"/>
-            </w:tcBorders>
-            <w:tcMar>
-              <w:top w:type="dxa" w:w="80"/>
-              <w:left w:type="dxa" w:w="100"/>
-              <w:bottom w:type="dxa" w:w="80"/>
-              <w:right w:type="dxa" w:w="150"/>
-            </w:tcMar>
-            <w:vAlign w:val="center"/>
-          </w:tcPr>
-          <w:p>
-            <w:pPr>
-              <w:spacing w:after="40" w:before="40"/>
-              <w:jc w:val="center"/>
-            </w:pPr>
-            <w:r>
-              <w:rPr>
-                <w:rFonts w:ascii="Arial" w:cs="Arial" w:eastAsia="Arial" w:hAnsi="Arial"/>
-                <w:b w:val="false"/>
-                <w:bCs w:val="false"/>
-                <w:i w:val="false"/>
-                <w:iCs w:val="false"/>
-                <w:color w:val="1a1917"/>
-                <w:sz w:val="20"/>
-                <w:szCs w:val="20"/>
-              </w:rPr>
-              <w:t xml:space="preserve">A</w:t>
-            </w:r>
-          </w:p>
-        </w:tc>
-      </w:tr>
-      <w:tr>
-        <w:tc>
-          <w:tcPr>
-            <w:tcW w:type="dxa" w:w="1998"/>
-            <w:tcBorders>
-              <w:top w:val="single" w:color="767171" w:sz="4"/>
-              <w:left w:val="single" w:color="767171" w:sz="4"/>
-              <w:bottom w:val="single" w:color="767171" w:sz="4"/>
-              <w:right w:val="single" w:color="767171" w:sz="4"/>
-            </w:tcBorders>
-            <w:tcMar>
-              <w:top w:type="dxa" w:w="80"/>
-              <w:left w:type="dxa" w:w="100"/>
-              <w:bottom w:type="dxa" w:w="80"/>
-              <w:right w:type="dxa" w:w="150"/>
-            </w:tcMar>
-            <w:vAlign w:val="center"/>
-          </w:tcPr>
-          <w:p>
-            <w:pPr>
-              <w:spacing w:after="0" w:before="40"/>
-              <w:jc w:val="left"/>
-            </w:pPr>
-            <w:r>
-              <w:rPr>
-                <w:rFonts w:ascii="Arial" w:cs="Arial" w:eastAsia="Arial" w:hAnsi="Arial"/>
-                <w:b/>
-                <w:bCs/>
-                <w:i w:val="false"/>
-                <w:iCs w:val="false"/>
-                <w:color w:val="1a1917"/>
-                <w:sz w:val="20"/>
-                <w:szCs w:val="20"/>
-              </w:rPr>
-              <w:t xml:space="preserve">nhiệt độ</w:t>
-            </w:r>
-          </w:p>
-        </w:tc>
-        <w:tc>
-          <w:tcPr>
-            <w:tcW w:type="dxa" w:w="1731"/>
-            <w:tcBorders>
-              <w:top w:val="single" w:color="767171" w:sz="4"/>
-              <w:left w:val="single" w:color="767171" w:sz="4"/>
-              <w:bottom w:val="single" w:color="767171" w:sz="4"/>
-              <w:right w:val="single" w:color="767171" w:sz="4"/>
-            </w:tcBorders>
-            <w:tcMar>
-              <w:top w:type="dxa" w:w="80"/>
-              <w:left w:type="dxa" w:w="100"/>
-              <w:bottom w:type="dxa" w:w="80"/>
-              <w:right w:type="dxa" w:w="150"/>
-            </w:tcMar>
-            <w:vAlign w:val="center"/>
-          </w:tcPr>
-          <w:p>
-            <w:pPr>
-              <w:spacing w:after="40" w:before="40"/>
-              <w:jc w:val="center"/>
-            </w:pPr>
-            <w:r>
-              <w:rPr>
-                <w:rFonts w:ascii="Arial" w:cs="Arial" w:eastAsia="Arial" w:hAnsi="Arial"/>
-                <w:b w:val="false"/>
-                <w:bCs w:val="false"/>
-                <w:i w:val="false"/>
-                <w:iCs w:val="false"/>
-                <w:color w:val="1a1917"/>
-                <w:sz w:val="20"/>
-                <w:szCs w:val="20"/>
-              </w:rPr>
-              <w:t xml:space="preserve">–</w:t>
-            </w:r>
-          </w:p>
-        </w:tc>
-        <w:tc>
-          <w:tcPr>
-            <w:tcW w:type="dxa" w:w="1649"/>
-            <w:tcBorders>
-              <w:top w:val="single" w:color="767171" w:sz="4"/>
-              <w:left w:val="single" w:color="767171" w:sz="4"/>
-              <w:bottom w:val="single" w:color="767171" w:sz="4"/>
-              <w:right w:val="single" w:color="767171" w:sz="4"/>
-            </w:tcBorders>
-            <w:tcMar>
-              <w:top w:type="dxa" w:w="80"/>
-              <w:left w:type="dxa" w:w="100"/>
-              <w:bottom w:type="dxa" w:w="80"/>
-              <w:right w:type="dxa" w:w="150"/>
-            </w:tcMar>
-            <w:vAlign w:val="center"/>
-          </w:tcPr>
-          <w:p>
-            <w:pPr>
-              <w:spacing w:after="40" w:before="40"/>
-              <w:jc w:val="center"/>
-            </w:pPr>
-            <w:r>
-              <w:rPr>
-                <w:rFonts w:ascii="Arial" w:cs="Arial" w:eastAsia="Arial" w:hAnsi="Arial"/>
-                <w:b w:val="false"/>
-                <w:bCs w:val="false"/>
-                <w:i w:val="false"/>
-                <w:iCs w:val="false"/>
-                <w:color w:val="1a1917"/>
-                <w:sz w:val="20"/>
-                <w:szCs w:val="20"/>
-              </w:rPr>
-              <w:t xml:space="preserve">–</w:t>
-            </w:r>
-          </w:p>
-        </w:tc>
-        <w:tc>
-          <w:tcPr>
-            <w:tcW w:type="dxa" w:w="1251"/>
-            <w:tcBorders>
-              <w:top w:val="single" w:color="767171" w:sz="4"/>
-              <w:left w:val="single" w:color="767171" w:sz="4"/>
-              <w:bottom w:val="single" w:color="767171" w:sz="4"/>
-              <w:right w:val="single" w:color="767171" w:sz="4"/>
-            </w:tcBorders>
-            <w:tcMar>
-              <w:top w:type="dxa" w:w="80"/>
-              <w:left w:type="dxa" w:w="100"/>
-              <w:bottom w:type="dxa" w:w="80"/>
-              <w:right w:type="dxa" w:w="150"/>
-            </w:tcMar>
-            <w:vAlign w:val="center"/>
-          </w:tcPr>
-          <w:p>
-            <w:pPr>
-              <w:spacing w:after="40" w:before="40"/>
-              <w:jc w:val="center"/>
-            </w:pPr>
-            <w:r>
-              <w:rPr>
-                <w:rFonts w:ascii="Arial" w:cs="Arial" w:eastAsia="Arial" w:hAnsi="Arial"/>
-                <w:b w:val="false"/>
-                <w:bCs w:val="false"/>
-                <w:i w:val="false"/>
-                <w:iCs w:val="false"/>
-                <w:color w:val="1a1917"/>
-                <w:sz w:val="20"/>
-                <w:szCs w:val="20"/>
-              </w:rPr>
-              <w:t xml:space="preserve">–</w:t>
-            </w:r>
-          </w:p>
-        </w:tc>
-        <w:tc>
-          <w:tcPr>
-            <w:tcW w:type="dxa" w:w="1149"/>
-            <w:tcBorders>
-              <w:top w:val="single" w:color="767171" w:sz="4"/>
-              <w:left w:val="single" w:color="767171" w:sz="4"/>
-              <w:bottom w:val="single" w:color="767171" w:sz="4"/>
-              <w:right w:val="single" w:color="767171" w:sz="4"/>
-            </w:tcBorders>
-            <w:tcMar>
-              <w:top w:type="dxa" w:w="80"/>
-              <w:left w:type="dxa" w:w="100"/>
-              <w:bottom w:type="dxa" w:w="80"/>
-              <w:right w:type="dxa" w:w="150"/>
-            </w:tcMar>
-            <w:vAlign w:val="center"/>
-          </w:tcPr>
-          <w:p>
-            <w:pPr>
-              <w:spacing w:after="40" w:before="40"/>
-              <w:jc w:val="center"/>
-            </w:pPr>
-            <w:r>
-              <w:rPr>
-                <w:rFonts w:ascii="Arial" w:cs="Arial" w:eastAsia="Arial" w:hAnsi="Arial"/>
-                <w:b w:val="false"/>
-                <w:bCs w:val="false"/>
-                <w:i w:val="false"/>
-                <w:iCs w:val="false"/>
-                <w:color w:val="1a1917"/>
-                <w:sz w:val="20"/>
-                <w:szCs w:val="20"/>
-              </w:rPr>
-              <w:t xml:space="preserve">–</w:t>
             </w:r>
           </w:p>
         </w:tc>
@@ -4518,8 +4297,10 @@
       </w:r>
     </w:p>
     <w:sectPr>
+      <w:headerReference w:type="default" r:id="rId7"/>
+      <w:footerReference w:type="default" r:id="rId8"/>
       <w:pgSz w:w="11906" w:h="16838" w:orient="portrait"/>
-      <w:pgMar w:top="1000" w:right="1417" w:bottom="1000" w:left="1417" w:header="708" w:footer="708" w:gutter="0"/>
+      <w:pgMar w:top="1440" w:right="1080" w:bottom="1080" w:left="1080" w:header="708" w:footer="708" w:gutter="0"/>
       <w:pgNumType/>
       <w:docGrid w:linePitch="360"/>
     </w:sectPr>
@@ -4568,6 +4349,27 @@
 </w:endnotes>
 </file>
 
+<file path=word/footer1.xml><?xml version="1.0" encoding="utf-8"?>
+<w:ftr xmlns:wpc="http://schemas.microsoft.com/office/word/2010/wordprocessingCanvas" xmlns:mc="http://schemas.openxmlformats.org/markup-compatibility/2006" xmlns:o="urn:schemas-microsoft-com:office:office" xmlns:r="http://schemas.openxmlformats.org/officeDocument/2006/relationships" xmlns:m="http://schemas.openxmlformats.org/officeDocument/2006/math" xmlns:v="urn:schemas-microsoft-com:vml" xmlns:wp14="http://schemas.microsoft.com/office/word/2010/wordprocessingDrawing" xmlns:wp="http://schemas.openxmlformats.org/drawingml/2006/wordprocessingDrawing" xmlns:w10="urn:schemas-microsoft-com:office:word" xmlns:w="http://schemas.openxmlformats.org/wordprocessingml/2006/main" xmlns:w14="http://schemas.microsoft.com/office/word/2010/wordml" xmlns:w15="http://schemas.microsoft.com/office/word/2012/wordml" xmlns:wpg="http://schemas.microsoft.com/office/word/2010/wordprocessingGroup" xmlns:wpi="http://schemas.microsoft.com/office/word/2010/wordprocessingInk" xmlns:wne="http://schemas.microsoft.com/office/word/2006/wordml" xmlns:wps="http://schemas.microsoft.com/office/word/2010/wordprocessingShape">
+  <w:p>
+    <w:pPr>
+      <w:jc w:val="right"/>
+    </w:pPr>
+    <w:r>
+      <w:rPr>
+        <w:rFonts w:ascii="Arial" w:cs="Arial" w:eastAsia="Arial" w:hAnsi="Arial"/>
+        <w:i/>
+        <w:iCs/>
+        <w:color w:val="6b6860"/>
+        <w:sz w:val="16"/>
+        <w:szCs w:val="16"/>
+      </w:rPr>
+      <w:t xml:space="preserve">www.labmaster.vn  |  Textile – Footwear – Children Products Safety Tester</w:t>
+    </w:r>
+  </w:p>
+</w:ftr>
+</file>
+
 <file path=word/footnotes.xml><?xml version="1.0" encoding="utf-8"?>
 <w:footnotes xmlns:wpc="http://schemas.microsoft.com/office/word/2010/wordprocessingCanvas" xmlns:mc="http://schemas.openxmlformats.org/markup-compatibility/2006" xmlns:o="urn:schemas-microsoft-com:office:office" xmlns:r="http://schemas.openxmlformats.org/officeDocument/2006/relationships" xmlns:m="http://schemas.openxmlformats.org/officeDocument/2006/math" xmlns:v="urn:schemas-microsoft-com:vml" xmlns:wp14="http://schemas.microsoft.com/office/word/2010/wordprocessingDrawing" xmlns:wp="http://schemas.openxmlformats.org/drawingml/2006/wordprocessingDrawing" xmlns:w10="urn:schemas-microsoft-com:office:word" xmlns:w="http://schemas.openxmlformats.org/wordprocessingml/2006/main" xmlns:w14="http://schemas.microsoft.com/office/word/2010/wordml" xmlns:w15="http://schemas.microsoft.com/office/word/2012/wordml" xmlns:wpg="http://schemas.microsoft.com/office/word/2010/wordprocessingGroup" xmlns:wpi="http://schemas.microsoft.com/office/word/2010/wordprocessingInk" xmlns:wne="http://schemas.microsoft.com/office/word/2006/wordml" xmlns:wps="http://schemas.microsoft.com/office/word/2010/wordprocessingShape" mc:Ignorable="w14 w15 wp14">
   <w:footnote w:type="separator" w:id="-1">
@@ -4603,6 +4405,153 @@
     </w:p>
   </w:footnote>
 </w:footnotes>
+</file>
+
+<file path=word/header1.xml><?xml version="1.0" encoding="utf-8"?>
+<w:hdr xmlns:wpc="http://schemas.microsoft.com/office/word/2010/wordprocessingCanvas" xmlns:mc="http://schemas.openxmlformats.org/markup-compatibility/2006" xmlns:o="urn:schemas-microsoft-com:office:office" xmlns:r="http://schemas.openxmlformats.org/officeDocument/2006/relationships" xmlns:m="http://schemas.openxmlformats.org/officeDocument/2006/math" xmlns:v="urn:schemas-microsoft-com:vml" xmlns:wp14="http://schemas.microsoft.com/office/word/2010/wordprocessingDrawing" xmlns:wp="http://schemas.openxmlformats.org/drawingml/2006/wordprocessingDrawing" xmlns:w10="urn:schemas-microsoft-com:office:word" xmlns:w="http://schemas.openxmlformats.org/wordprocessingml/2006/main" xmlns:w14="http://schemas.microsoft.com/office/word/2010/wordml" xmlns:w15="http://schemas.microsoft.com/office/word/2012/wordml" xmlns:wpg="http://schemas.microsoft.com/office/word/2010/wordprocessingGroup" xmlns:wpi="http://schemas.microsoft.com/office/word/2010/wordprocessingInk" xmlns:wne="http://schemas.microsoft.com/office/word/2006/wordml" xmlns:wps="http://schemas.microsoft.com/office/word/2010/wordprocessingShape" xmlns:cx="http://schemas.microsoft.com/office/drawing/2014/chartex" xmlns:cx1="http://schemas.microsoft.com/office/drawing/2015/9/8/chartex" xmlns:cx2="http://schemas.microsoft.com/office/drawing/2015/10/21/chartex" xmlns:cx3="http://schemas.microsoft.com/office/drawing/2016/5/9/chartex" xmlns:cx4="http://schemas.microsoft.com/office/drawing/2016/5/10/chartex" xmlns:cx5="http://schemas.microsoft.com/office/drawing/2016/5/11/chartex" xmlns:cx6="http://schemas.microsoft.com/office/drawing/2016/5/12/chartex" xmlns:cx7="http://schemas.microsoft.com/office/drawing/2016/5/13/chartex" xmlns:cx8="http://schemas.microsoft.com/office/drawing/2016/5/14/chartex" xmlns:w16cid="http://schemas.microsoft.com/office/word/2016/wordml/cid" xmlns:w16se="http://schemas.microsoft.com/office/word/2015/wordml/symex">
+  <w:tbl>
+    <w:tblPr>
+      <w:tblW w:type="dxa" w:w="10620"/>
+      <w:tblBorders>
+        <w:top w:val="single" w:color="auto" w:sz="4"/>
+        <w:left w:val="single" w:color="auto" w:sz="4"/>
+        <w:bottom w:val="single" w:color="auto" w:sz="4"/>
+        <w:right w:val="single" w:color="auto" w:sz="4"/>
+        <w:insideH w:val="single" w:color="auto" w:sz="4"/>
+        <w:insideV w:val="single" w:color="auto" w:sz="4"/>
+      </w:tblBorders>
+    </w:tblPr>
+    <w:tblGrid>
+      <w:gridCol w:w="100"/>
+      <w:gridCol w:w="100"/>
+    </w:tblGrid>
+    <w:tr>
+      <w:tc>
+        <w:tcPr>
+          <w:tcW w:type="dxa" w:w="2335"/>
+          <w:vAlign w:val="center"/>
+        </w:tcPr>
+        <w:p>
+          <w:pPr>
+            <w:jc w:val="center"/>
+          </w:pPr>
+          <w:r>
+            <w:drawing>
+              <wp:inline distT="0" distB="0" distL="0" distR="0">
+                <wp:extent cx="1047750" cy="400050"/>
+                <wp:effectExtent t="0" r="0" b="0" l="0"/>
+                <wp:docPr id="1" name="" descr="" title=""/>
+                <wp:cNvGraphicFramePr>
+                  <a:graphicFrameLocks xmlns:a="http://schemas.openxmlformats.org/drawingml/2006/main" noChangeAspect="1"/>
+                </wp:cNvGraphicFramePr>
+                <a:graphic xmlns:a="http://schemas.openxmlformats.org/drawingml/2006/main">
+                  <a:graphicData uri="http://schemas.openxmlformats.org/drawingml/2006/picture">
+                    <pic:pic xmlns:pic="http://schemas.openxmlformats.org/drawingml/2006/picture">
+                      <pic:nvPicPr>
+                        <pic:cNvPr id="0" name="" descr=""/>
+                        <pic:cNvPicPr>
+                          <a:picLocks noChangeAspect="1" noChangeArrowheads="1"/>
+                        </pic:cNvPicPr>
+                      </pic:nvPicPr>
+                      <pic:blipFill>
+                        <a:blip r:embed="rId0" cstate="none"/>
+                        <a:srcRect/>
+                        <a:stretch>
+                          <a:fillRect/>
+                        </a:stretch>
+                      </pic:blipFill>
+                      <pic:spPr bwMode="auto">
+                        <a:xfrm>
+                          <a:off x="0" y="0"/>
+                          <a:ext cx="1047750" cy="400050"/>
+                        </a:xfrm>
+                        <a:prstGeom prst="rect">
+                          <a:avLst/>
+                        </a:prstGeom>
+                      </pic:spPr>
+                    </pic:pic>
+                  </a:graphicData>
+                </a:graphic>
+              </wp:inline>
+            </w:drawing>
+          </w:r>
+        </w:p>
+      </w:tc>
+      <w:tc>
+        <w:tcPr>
+          <w:tcW w:type="dxa" w:w="8285"/>
+          <w:shd w:fill="FFFFFF"/>
+          <w:vAlign w:val="center"/>
+        </w:tcPr>
+        <w:p>
+          <w:pPr>
+            <w:jc w:val="right"/>
+          </w:pPr>
+          <w:r>
+            <w:rPr>
+              <w:rFonts w:ascii="Arial" w:cs="Arial" w:eastAsia="Arial" w:hAnsi="Arial"/>
+              <w:b/>
+              <w:bCs/>
+              <w:sz w:val="28"/>
+              <w:szCs w:val="28"/>
+            </w:rPr>
+            <w:t xml:space="preserve">Labmaster ST Company Limited</w:t>
+          </w:r>
+        </w:p>
+        <w:p>
+          <w:pPr>
+            <w:jc w:val="right"/>
+          </w:pPr>
+          <w:r>
+            <w:rPr>
+              <w:rFonts w:ascii="Arial" w:cs="Arial" w:eastAsia="Arial" w:hAnsi="Arial"/>
+              <w:sz w:val="18"/>
+              <w:szCs w:val="18"/>
+            </w:rPr>
+            <w:t xml:space="preserve">17 street 179, Tang Nhon Phu ward, Ho Chi Minh city</w:t>
+          </w:r>
+        </w:p>
+        <w:p>
+          <w:pPr>
+            <w:jc w:val="right"/>
+          </w:pPr>
+          <w:r>
+            <w:rPr>
+              <w:rFonts w:ascii="Arial" w:cs="Arial" w:eastAsia="Arial" w:hAnsi="Arial"/>
+              <w:sz w:val="18"/>
+              <w:szCs w:val="18"/>
+            </w:rPr>
+            <w:t xml:space="preserve">Email: sale@labmaster.vn / Phone: (+84) 938 088 239</w:t>
+          </w:r>
+        </w:p>
+      </w:tc>
+    </w:tr>
+  </w:tbl>
+  <w:p>
+    <w:pPr>
+      <w:spacing w:after="0" w:before="0"/>
+      <w:jc w:val="right"/>
+    </w:pPr>
+    <w:r>
+      <w:rPr>
+        <w:rFonts w:ascii="Arial" w:cs="Arial" w:eastAsia="Arial" w:hAnsi="Arial"/>
+        <w:b/>
+        <w:bCs/>
+        <w:sz w:val="24"/>
+        <w:szCs w:val="24"/>
+      </w:rPr>
+      <w:t xml:space="preserve">ISO/IEC 17025:2017</w:t>
+    </w:r>
+  </w:p>
+  <w:p>
+    <w:pPr>
+      <w:pBdr>
+        <w:bottom w:val="single" w:color="767171" w:sz="4"/>
+      </w:pBdr>
+      <w:spacing w:after="0" w:before="20"/>
+    </w:pPr>
+  </w:p>
+</w:hdr>
 </file>
 
 <file path=word/numbering.xml><?xml version="1.0" encoding="utf-8"?>
